--- a/data/memos/cliffwater_cclfx_decision_memo.docx
+++ b/data/memos/cliffwater_cclfx_decision_memo.docx
@@ -23,7 +23,7 @@
         <w:br/>
       </w:r>
       <w:r>
-        <w:t>Date: 2026-07-18    Status: DRAFT — demo build; cells marked extracted-unverified pend independent verification.</w:t>
+        <w:t>Date: 2026-08-09    Status: DRAFT — demo build; cells marked extracted-unverified pend independent verification.</w:t>
       </w:r>
     </w:p>
     <w:p>
@@ -163,6 +163,10 @@
               <w:t>3.1: Rule 23c-3 periodic repurchase offer: up to five percent (5%) of outstanding shares, quarterly, at NAV (NYSE close on Repurchase Pricing Date). 8-quarter N-23C3A series on disk = cell 3.3 structured history.</w:t>
               <w:br/>
               <w:t>3.6: Senior secured notes + revolving credit facility; $39.96B of holdings pledged as collateral at 3/31/2026 (vs $31.26B net assets -&gt; roughly $8-9B leverage implied). Detail in Senior Notes note.</w:t>
+              <w:br/>
+              <w:t>3.7: Plan-side demand profile (Form 5500 PY2024): 1,847 separated-with-balances = 36.1% of 5,120 accounts - the near-term liquidity tail; 3,281 active; zero retirees in pay status; 404(c) fully participant-directed.</w:t>
+              <w:br/>
+              <w:t>3.9: Verdict: CONDITIONAL. STRUCTURAL GAP: a participant-directed 404(c) menu assumes daily pricing and daily participant liquidity; this wrapper deals 4x/year. Direct DIA use requires a bridging structure — CIT sleeve, manag</w:t>
             </w:r>
           </w:p>
         </w:tc>
@@ -184,6 +188,8 @@
           </w:tcPr>
           <w:p>
             <w:r>
+              <w:t>4.5: Cohen &amp; Company, Ltd., Cleveland, Ohio - independent registered public accounting firm (PCAOB-registered). Unqualified opinion on FY2026 consolidated financial statements, opinion dated May 30, 2026. Auditor of one or mo</w:t>
+              <w:br/>
               <w:t>4.8: SMOOTHING FLAG (fund's own disclosure): annualized std dev 1.71% since inception vs 6.15% for the loan index - textbook appraisal-NAV smoothing signature. Prime de-smoothing demo case.</w:t>
             </w:r>
           </w:p>
@@ -206,7 +212,7 @@
           </w:tcPr>
           <w:p>
             <w:r>
-              <w:t>5.1: Stated comparators: Morningstar LSTA US Leveraged Loan Index (primary) + a Bloomberg intermediate investment-grade bond index (secondary). Adviser publishes the Cliffwater Direct Lending Index (CDLI) - provider-independe</w:t>
+              <w:t>5.1: CORRECTED per crosscheck: the fund EXPRESSLY DECLARES NO designated performance benchmark. Comparator indices in the shareholder report (Morningstar LSTA US Leveraged Loan; Bloomberg US Aggregate) are labeled illustrativ</w:t>
             </w:r>
           </w:p>
         </w:tc>
@@ -228,7 +234,7 @@
           </w:tcPr>
           <w:p>
             <w:r>
-              <w:t>No cells evaluated yet — pending extraction.</w:t>
+              <w:t>6.4: PARTIAL: tax form NOT explicitly named in on-disk filings - searched 486BPOS 2025-07-29, 424B3 2025-08-12 and N-CSR 2026-06-08 for '1099' / 'K-1' / 'Schedule K': zero hits. What IS printed: fund 'has elected to be treate</w:t>
             </w:r>
           </w:p>
         </w:tc>
@@ -260,7 +266,7 @@
         <w:pStyle w:val="ListBullet"/>
       </w:pPr>
       <w:r>
-        <w:t>strategy_match 2/3: broadly syndicated loans vs direct lending - close cousin, not twin</w:t>
+        <w:t>strategy_match 2/3: broadly syndicated loans vs direct lending - close cousin, not twin; fund itself declares NO benchmark (5.1) - engine constructs</w:t>
       </w:r>
     </w:p>
     <w:p>
@@ -474,7 +480,7 @@
     </w:p>
     <w:p>
       <w:r>
-        <w:t>Every populated cell carries its source document, section, quote, extractor and verifier in data/evidence/. Current cell status for this product: computed: 3, extracted: 5, fetched: 1, n/a: 9, partial: 4, pending: 32. Cells marked extracted-unverified or computed await independent verification; verified cells have been independently re-checked.</w:t>
+        <w:t>Every populated cell carries its source document, section, quote, extractor and verifier in data/evidence/. Current cell status for this product: computed: 5, extracted: 6, fetched: 1, n/a: 7, partial: 5, pending: 30. Cells marked extracted-unverified or computed await independent verification; verified cells have been independently re-checked.</w:t>
       </w:r>
     </w:p>
     <w:p>

--- a/data/memos/cliffwater_cclfx_decision_memo.docx
+++ b/data/memos/cliffwater_cclfx_decision_memo.docx
@@ -110,9 +110,9 @@
               <w:br/>
               <w:t>1.2: AATR as of 3/31/2026: 1yr 7.63% / 3yr 10.89% / 5yr 9.79% / SI 9.34% (inception 6/5/2019) vs Morningstar LSTA US Leveraged Loan Index 4.81 / 8.00 / 5.93 / 5.51. FY total returns FY26-FY21: 7.61 / 11.58 / 13.34 / 7.06 / 1.</w:t>
               <w:br/>
-              <w:t>1.6: Ann vol (observed, monthly adj-close) 2.07% full-history / 2.11% to FYE; ann return 7.91% / 7.98%. TR-gap vs disclosed 9.34% flagged for CF2.</w:t>
+              <w:t xml:space="preserve">1.3: Gross and net are IDENTICAL in recent years - no active waiver. FY2026 Class I (Consolidated Financial Highlights): ratio of expenses to average net assets EXCLUDING interest expense, before fees waived and deferred tax </w:t>
               <w:br/>
-              <w:t>1.7: Geltner de-smoothed ann vol 2.39% (rho 0.139) / 2.45% to FYE. Finding: mild lag-1 smoothing; the level comparison vs index (1.71% vs 6.15%, fund-disclosed) is the stronger smoothing evidence.</w:t>
+              <w:t>1.4: Class I per-share distributions (Consolidated Financial Highlights): FY ended 3/31/2026 total $(1.09), all from net investment income (return of capital — ; net realized gain — ); FY2025 $(0.90) all NII; FY2024 $(1.45) =</w:t>
             </w:r>
           </w:p>
         </w:tc>
@@ -139,6 +139,8 @@
               <w:t>2.2: No incentive fee identified in fee note (management fee only). Confirm in prospectus.</w:t>
               <w:br/>
               <w:t>2.3: Expense ratios (before waivers, FY26): 1.36% excluding interest expense; 3.31% including interest expense. History (excl-interest): FY25 1.32 / FY24 1.20 / FY23 1.23 / FY22 1.28 / FY21 1.32. The interest-expense gap IS t</w:t>
+              <w:br/>
+              <w:t>2.4: Fee table ('FUND FEES AND EXPENSES', Class I Shares, as % of net assets): Management Fees 1.00%; Fees and Interest Payments on Borrowed Funds 1.75%; Acquired Fund Fees and Expenses 0.25%; Other Expenses 0.27%; Total Annu</w:t>
             </w:r>
           </w:p>
         </w:tc>
@@ -162,11 +164,11 @@
             <w:r>
               <w:t>3.1: Rule 23c-3 periodic repurchase offer: up to five percent (5%) of outstanding shares, quarterly, at NAV (NYSE close on Repurchase Pricing Date). 8-quarter N-23C3A series on disk = cell 3.3 structured history.</w:t>
               <w:br/>
+              <w:t>3.2: Current cycle (N-23C3A filed 2026-05-08): offer period 5/8/2026-5/29/2026; Repurchase Request Deadline 4:00 p.m. ET on 5/29/2026; Repurchase Pricing Date the SAME day, 5/29/2026 (NAV as of NYSE close); payment within sev</w:t>
+              <w:br/>
+              <w:t>3.4: As of March 31, 2026 (N-CSR): fair value hierarchy table — Level 3 investments $27,306,832,701 of $39,962,131,663 total investments at fair value, plus $11,508,152,570 measured at NAV as practical expedient; Level 1 $547</w:t>
+              <w:br/>
               <w:t>3.6: Senior secured notes + revolving credit facility; $39.96B of holdings pledged as collateral at 3/31/2026 (vs $31.26B net assets -&gt; roughly $8-9B leverage implied). Detail in Senior Notes note.</w:t>
-              <w:br/>
-              <w:t>3.7: Plan-side demand profile (Form 5500 PY2024): 1,847 separated-with-balances = 36.1% of 5,120 accounts - the near-term liquidity tail; 3,281 active; zero retirees in pay status; 404(c) fully participant-directed.</w:t>
-              <w:br/>
-              <w:t>3.9: Verdict: CONDITIONAL. STRUCTURAL GAP: a participant-directed 404(c) menu assumes daily pricing and daily participant liquidity; this wrapper deals 4x/year. Direct DIA use requires a bridging structure — CIT sleeve, manag</w:t>
             </w:r>
           </w:p>
         </w:tc>
@@ -188,9 +190,13 @@
           </w:tcPr>
           <w:p>
             <w:r>
-              <w:t>4.5: Cohen &amp; Company, Ltd., Cleveland, Ohio - independent registered public accounting firm (PCAOB-registered). Unqualified opinion on FY2026 consolidated financial statements, opinion dated May 30, 2026. Auditor of one or mo</w:t>
+              <w:t>4.1: NAV frequency: daily — 'The Fund calculates its NAV as of the close of business on each Business Day and at such other times as the Board may determine' ('CALCULATION OF NET ASSET VALUE – GENERAL'); the Administrator cal</w:t>
               <w:br/>
-              <w:t>4.8: SMOOTHING FLAG (fund's own disclosure): annualized std dev 1.71% since inception vs 6.15% for the loan index - textbook appraisal-NAV smoothing signature. Prime de-smoothing demo case.</w:t>
+              <w:t>4.2: ASC 820 hierarchy at 3/31/2026 (Note 5), investments at fair value by asset type: Senior Secured Loans L1 $0 / L2 $565,960,752 / L3 $26,075,702,710 = $26,641,663,462; Private Investment Vehicles L3 $575,518,297 + NAV pra</w:t>
+              <w:br/>
+              <w:t>4.3: No third-party valuation firm is NAMED in any on-disk filing. The N-CSR (Note 2) says corporate loans are valued using unobservable pricing inputs from the Fund's investment partners 'or other third -party pricing servic</w:t>
+              <w:br/>
+              <w:t>4.4: Level 3 valuation techniques and unobservable inputs at 3/31/2026 (Note 5 table; range then weighted average): SENIOR SECURED LOANS - $11,966,382,918 income approach, Discount Rate/Discount Margin 2.28%-26.46% (8.18%), w</w:t>
             </w:r>
           </w:p>
         </w:tc>
@@ -213,6 +219,12 @@
           <w:p>
             <w:r>
               <w:t>5.1: CORRECTED per crosscheck: the fund EXPRESSLY DECLARES NO designated performance benchmark. Comparator indices in the shareholder report (Morningstar LSTA US Leveraged Loan; Bloomberg US Aggregate) are labeled illustrativ</w:t>
+              <w:br/>
+              <w:t>5.3: Alt asset-class index candidates evaluated by the engine (incl. paid/manual ones deliberately kept in the menu and rejected with reasons): Senior loan investable proxy (BKLN, for Morningstar LSTA class) (9/12) | PME / Di</w:t>
+              <w:br/>
+              <w:t>5.4: Peer cohort (lane C) as constructed by the engine: no same-strategy interval-credit peer in the six-product universe (peer lane scored 0 investability/data). Universe = this roster; a market-wide peer database is license</w:t>
+              <w:br/>
+              <w:t xml:space="preserve">5.5: PME inputs (computed, primary comparison): window 2019-06-05 to 2026-07-17; fund growth 1.7148x vs index 1.365x; flows = [-1 at window start, terminal growth at end]; index = primary candidate series (adj close). KS-PME </w:t>
             </w:r>
           </w:p>
         </w:tc>
@@ -234,6 +246,12 @@
           </w:tcPr>
           <w:p>
             <w:r>
+              <w:t>6.1: Legal form: Delaware statutory trust, registered closed-end management investment company operating as an interval fund; diversified; governed by Agreement and Declaration of Trust as most recently amended and restated S</w:t>
+              <w:br/>
+              <w:t>6.2: Objectives: primary — consistent current income; secondary — capital preservation. 80% policy: under normal market conditions at least 80% of assets (net assets plus borrowings for investment purposes) in loans to compan</w:t>
+              <w:br/>
+              <w:t>6.3: Conflicts: dedicated 'CONFLICTS OF INTEREST' section — Investment Manager and affiliates advise other vehicles with similar strategies that may compete for opportunities and may co-invest; shareholders deemed to acknowle</w:t>
+              <w:br/>
               <w:t>6.4: PARTIAL: tax form NOT explicitly named in on-disk filings - searched 486BPOS 2025-07-29, 424B3 2025-08-12 and N-CSR 2026-06-08 for '1099' / 'K-1' / 'Schedule K': zero hits. What IS printed: fund 'has elected to be treate</w:t>
             </w:r>
           </w:p>
@@ -258,7 +276,7 @@
     </w:p>
     <w:p>
       <w:r>
-        <w:t>Window 2019-06-05 to 2026-07-17: fund 8.01%/yr vs benchmark 4.55%/yr; KS-PME 1.2519; Direct Alpha 3.21%/yr. Disclosure: PME and alpha computed on appraisal-lagged NAVs are window-sensitive and can be smoothing-flattered; conclusions should be read with the methodology's window-sensitivity analysis.</w:t>
+        <w:t>Window 2019-06-05 to 2026-07-17: fund 8.02%/yr vs benchmark 4.6%/yr; KS-PME 1.2532; Direct Alpha 3.22%/yr. Disclosure: PME and alpha computed on appraisal-lagged NAVs are window-sensitive and can be smoothing-flattered; conclusions should be read with the methodology's window-sensitivity analysis.</w:t>
       </w:r>
     </w:p>
     <w:p>
@@ -311,7 +329,7 @@
     </w:p>
     <w:p>
       <w:r>
-        <w:t>Window 2019-06-05 to 2026-07-17: fund 8.01%/yr vs benchmark 4.55%/yr; KS-PME 1.2519; Direct Alpha 3.21%/yr. Disclosure: PME and alpha computed on appraisal-lagged NAVs are window-sensitive and can be smoothing-flattered; conclusions should be read with the methodology's window-sensitivity analysis.</w:t>
+        <w:t>Window 2019-06-05 to 2026-07-17: fund 8.02%/yr vs benchmark 4.6%/yr; KS-PME 1.2532; Direct Alpha 3.22%/yr. Disclosure: PME and alpha computed on appraisal-lagged NAVs are window-sensitive and can be smoothing-flattered; conclusions should be read with the methodology's window-sensitivity analysis.</w:t>
       </w:r>
     </w:p>
     <w:p>
@@ -480,7 +498,7 @@
     </w:p>
     <w:p>
       <w:r>
-        <w:t>Every populated cell carries its source document, section, quote, extractor and verifier in data/evidence/. Current cell status for this product: computed: 5, extracted: 6, fetched: 1, n/a: 7, partial: 5, pending: 30. Cells marked extracted-unverified or computed await independent verification; verified cells have been independently re-checked.</w:t>
+        <w:t>Every populated cell carries its source document, section, quote, extractor and verifier in data/evidence/. Current cell status for this product: computed: 11, extracted: 23, fetched: 2, n/a: 12, partial: 6. Cells marked extracted-unverified or computed await independent verification; verified cells have been independently re-checked.</w:t>
       </w:r>
     </w:p>
     <w:p>

--- a/data/memos/cliffwater_cclfx_decision_memo.docx
+++ b/data/memos/cliffwater_cclfx_decision_memo.docx
@@ -224,7 +224,7 @@
               <w:br/>
               <w:t>5.4: Peer cohort (lane C) as constructed by the engine: no same-strategy interval-credit peer in the six-product universe (peer lane scored 0 investability/data). Universe = this roster; a market-wide peer database is license</w:t>
               <w:br/>
-              <w:t xml:space="preserve">5.5: PME inputs (computed, primary comparison): window 2019-06-05 to 2026-07-17; fund growth 1.7148x vs index 1.365x; flows = [-1 at window start, terminal growth at end]; index = primary candidate series (adj close). KS-PME </w:t>
+              <w:t>5.5: PME inputs (computed, primary comparison): window 2019-06-05 to 2026-07-17; fund growth 1.7165x vs index 1.3697x (daily-anchored); flows = [-1 at window start, terminal growth at end]; index = BKLN adj close. KS-PME 1.25</w:t>
             </w:r>
           </w:p>
         </w:tc>

--- a/data/memos/cliffwater_cclfx_decision_memo.docx
+++ b/data/memos/cliffwater_cclfx_decision_memo.docx
@@ -23,7 +23,7 @@
         <w:br/>
       </w:r>
       <w:r>
-        <w:t>Date: 2026-08-09    Status: DRAFT — demo build; cells marked extracted-unverified pend independent verification.</w:t>
+        <w:t>Date: 2026-08-15    Status: DRAFT — demo build; cells marked extracted-unverified pend independent verification.</w:t>
       </w:r>
     </w:p>
     <w:p>
@@ -430,6 +430,38 @@
           </w:tcPr>
           <w:p>
             <w:r>
+              <w:t>Peer cohort: private_credit (cclfx, bcred, pflex)</w:t>
+            </w:r>
+          </w:p>
+        </w:tc>
+        <w:tc>
+          <w:tcPr>
+            <w:tcW w:type="dxa" w:w="1152"/>
+          </w:tcPr>
+          <w:p>
+            <w:r>
+              <w:t>7/12</w:t>
+            </w:r>
+          </w:p>
+        </w:tc>
+        <w:tc>
+          <w:tcPr>
+            <w:tcW w:type="dxa" w:w="4752"/>
+          </w:tcPr>
+          <w:p>
+            <w:r>
+              <w:t>outranked: score 7/12 vs primary 9/12 and secondary 9/12 - only two slots; retained in log as viable alternate</w:t>
+            </w:r>
+          </w:p>
+        </w:tc>
+      </w:tr>
+      <w:tr>
+        <w:tc>
+          <w:tcPr>
+            <w:tcW w:type="dxa" w:w="3456"/>
+          </w:tcPr>
+          <w:p>
+            <w:r>
               <w:t>Cliffwater Direct Lending Index (CDLI)</w:t>
             </w:r>
           </w:p>
@@ -451,38 +483,6 @@
           <w:p>
             <w:r>
               <w:t>score 6/12 below primary threshold 7</w:t>
-            </w:r>
-          </w:p>
-        </w:tc>
-      </w:tr>
-      <w:tr>
-        <w:tc>
-          <w:tcPr>
-            <w:tcW w:type="dxa" w:w="3456"/>
-          </w:tcPr>
-          <w:p>
-            <w:r>
-              <w:t>Peer cohort: same-strategy interval credit funds</w:t>
-            </w:r>
-          </w:p>
-        </w:tc>
-        <w:tc>
-          <w:tcPr>
-            <w:tcW w:type="dxa" w:w="1152"/>
-          </w:tcPr>
-          <w:p>
-            <w:r>
-              <w:t>5/12</w:t>
-            </w:r>
-          </w:p>
-        </w:tc>
-        <w:tc>
-          <w:tcPr>
-            <w:tcW w:type="dxa" w:w="4752"/>
-          </w:tcPr>
-          <w:p>
-            <w:r>
-              <w:t>score 5/12 below primary threshold 7</w:t>
             </w:r>
           </w:p>
         </w:tc>

--- a/data/memos/cliffwater_cclfx_decision_memo.docx
+++ b/data/memos/cliffwater_cclfx_decision_memo.docx
@@ -493,6 +493,53 @@
         <w:pStyle w:val="Heading1"/>
       </w:pPr>
       <w:r>
+        <w:t>Peer cohort placement</w:t>
+      </w:r>
+    </w:p>
+    <w:p>
+      <w:r>
+        <w:t>Evidence depth tier: FULL. Cohort: Private credit (interval fund + non-traded BDC) (n=3). Membership rationale: Direct corporate lending in a Rule 23c-3 interval wrapper - the cohort's reference member; daily NAV, quarterly obligated liquidity.</w:t>
+      </w:r>
+    </w:p>
+    <w:p>
+      <w:r>
+        <w:t>Cohort placement (private_credit, R4 phrasing): mgmt fee: below the cohort median of 1.25 (n=3 — too small for percentile language) | expense ratio (bases differ - see notes): below the cohort median of 1.97 (n=3 — too small for percentile language) | repurchase cap: at the cohort median of 5 (n=3 — too small for percentile language). Stats + caveats in the cohort artifact; the prior universe-of-6 percentile is superseded by cohort placement.</w:t>
+      </w:r>
+    </w:p>
+    <w:p>
+      <w:pPr>
+        <w:pStyle w:val="ListBullet"/>
+      </w:pPr>
+      <w:r>
+        <w:t>Caveat: LEVERAGE-REGIME MIX: BDC 150% coverage and non-1940-Act wrappers allow materially more leverage than 1940-Act funds - fee bases and return volatility are not like-for-like. [bcred: BDC 150% asset-coverage regime - materially MORE leverage headroom than 1940-Act funds; cliffwater_cclfx: 1940-Act asset-coverage limits; pflex: 1940-Act asset-coverage limits]</w:t>
+      </w:r>
+    </w:p>
+    <w:p>
+      <w:pPr>
+        <w:pStyle w:val="ListBullet"/>
+      </w:pPr>
+      <w:r>
+        <w:t>Caveat: LIQUIDITY-LAW MIX: Rule 23c-3 obligations, discretionary tenders, and repurchase plans give different worst-case exit rights; cadence numbers alone overstate comparability. [bcred: board-discretionary share repurchases; cliffwater_cclfx: Rule 23c-3 OBLIGATION (board cannot skip a window); pflex: Rule 23c-3 OBLIGATION (board cannot skip a window)]</w:t>
+      </w:r>
+    </w:p>
+    <w:p>
+      <w:pPr>
+        <w:pStyle w:val="ListBullet"/>
+      </w:pPr>
+      <w:r>
+        <w:t>Caveat: NAV-CADENCE MIX: daily, monthly, and quarterly NAV processes embed different appraisal smoothing; volatility and drawdown comparisons inherit that difference (see de-smoothing lab). [bcred: quarterly NAV determinations; cliffwater_cclfx: daily NAV; pflex: daily NAV]</w:t>
+      </w:r>
+    </w:p>
+    <w:p>
+      <w:r>
+        <w:t>Cohort exclusion log: every candidate considered and not admitted is recorded with its reason in data/roster_decisions.md (rendered on the site's Cohorts view). Membership is an argued judgment, not a tag.</w:t>
+      </w:r>
+    </w:p>
+    <w:p>
+      <w:pPr>
+        <w:pStyle w:val="Heading1"/>
+      </w:pPr>
+      <w:r>
         <w:t>Provenance</w:t>
       </w:r>
     </w:p>

--- a/data/memos/cliffwater_cclfx_decision_memo.docx
+++ b/data/memos/cliffwater_cclfx_decision_memo.docx
@@ -23,7 +23,7 @@
         <w:br/>
       </w:r>
       <w:r>
-        <w:t>Date: 2026-08-15    Status: DRAFT — demo build; cells marked extracted-unverified pend independent verification.</w:t>
+        <w:t>Date: 2026-08-25    Status: DRAFT — demo build; cells marked extracted-unverified pend independent verification.</w:t>
       </w:r>
     </w:p>
     <w:p>
@@ -222,7 +222,7 @@
               <w:br/>
               <w:t>5.3: Alt asset-class index candidates evaluated by the engine (incl. paid/manual ones deliberately kept in the menu and rejected with reasons): Senior loan investable proxy (BKLN, for Morningstar LSTA class) (9/12) | PME / Di</w:t>
               <w:br/>
-              <w:t>5.4: Peer cohort (lane C) as constructed by the engine: no same-strategy interval-credit peer in the six-product universe (peer lane scored 0 investability/data). Universe = this roster; a market-wide peer database is license</w:t>
+              <w:t>5.4: Peer cohort private_credit (n=5: cliffwater_cclfx, bcred, pflex, cion_ares, ocic) - equal-weight annual composite on printed FY/calendar returns, per-year membership disclosed in the artifact (2020 excluded: only partial</w:t>
               <w:br/>
               <w:t>5.5: PME inputs (computed, primary comparison): window 2019-06-05 to 2026-07-17; fund growth 1.7165x vs index 1.3697x (daily-anchored); flows = [-1 at window start, terminal growth at end]; index = BKLN adj close. KS-PME 1.25</w:t>
             </w:r>
@@ -430,7 +430,7 @@
           </w:tcPr>
           <w:p>
             <w:r>
-              <w:t>Peer cohort: private_credit (cclfx, bcred, pflex)</w:t>
+              <w:t>Peer cohort: private_credit (cclfx, bcred, pflex, cion_ares, ocic)</w:t>
             </w:r>
           </w:p>
         </w:tc>
@@ -498,12 +498,12 @@
     </w:p>
     <w:p>
       <w:r>
-        <w:t>Evidence depth tier: FULL. Cohort: Private credit (interval fund + non-traded BDC) (n=3). Membership rationale: Direct corporate lending in a Rule 23c-3 interval wrapper - the cohort's reference member; daily NAV, quarterly obligated liquidity.</w:t>
+        <w:t>Evidence depth tier: FULL. Cohort: Private credit (interval fund + non-traded BDC) (n=5). Membership rationale: Direct corporate lending in a Rule 23c-3 interval wrapper - the cohort's reference member; daily NAV, quarterly obligated liquidity.</w:t>
       </w:r>
     </w:p>
     <w:p>
       <w:r>
-        <w:t>Cohort placement (private_credit, R4 phrasing): mgmt fee: below the cohort median of 1.25 (n=3 — too small for percentile language) | expense ratio (bases differ - see notes): below the cohort median of 1.97 (n=3 — too small for percentile language) | repurchase cap: at the cohort median of 5 (n=3 — too small for percentile language). Stats + caveats in the cohort artifact; the prior universe-of-6 percentile is superseded by cohort placement.</w:t>
+        <w:t>Cohort placement (private_credit, R4 phrasing): mgmt fee: 10th percentile of cohort (n=5), below the median of 1.25 | expense ratio (bases differ - see notes): 10th percentile of cohort (n=5), below the median of 3.76 | repurchase cap: 10th percentile of cohort (n=5), at the median of 5. Stats and per-member values in data/cohorts/private_credit.json; membership rationales in data/facts.</w:t>
       </w:r>
     </w:p>
     <w:p>
@@ -511,7 +511,7 @@
         <w:pStyle w:val="ListBullet"/>
       </w:pPr>
       <w:r>
-        <w:t>Caveat: LEVERAGE-REGIME MIX: BDC 150% coverage and non-1940-Act wrappers allow materially more leverage than 1940-Act funds - fee bases and return volatility are not like-for-like. [bcred: BDC 150% asset-coverage regime - materially MORE leverage headroom than 1940-Act funds; cliffwater_cclfx: 1940-Act asset-coverage limits; pflex: 1940-Act asset-coverage limits]</w:t>
+        <w:t>Caveat: LEVERAGE-REGIME MIX: BDC 150% coverage and non-1940-Act wrappers allow materially more leverage than 1940-Act funds - fee bases and return volatility are not like-for-like. [bcred: BDC 150% asset-coverage regime - materially MORE leverage headroom than 1940-Act funds; cion_ares: 1940-Act asset-coverage limits; cliffwater_cclfx: 1940-Act asset-coverage limits; ocic: BDC 150% asset-coverage regime - materially MORE leverage headroom than 1940-Act funds; pflex: 1940-Act asset-coverage limits]</w:t>
       </w:r>
     </w:p>
     <w:p>
@@ -519,7 +519,7 @@
         <w:pStyle w:val="ListBullet"/>
       </w:pPr>
       <w:r>
-        <w:t>Caveat: LIQUIDITY-LAW MIX: Rule 23c-3 obligations, discretionary tenders, and repurchase plans give different worst-case exit rights; cadence numbers alone overstate comparability. [bcred: board-discretionary share repurchases; cliffwater_cclfx: Rule 23c-3 OBLIGATION (board cannot skip a window); pflex: Rule 23c-3 OBLIGATION (board cannot skip a window)]</w:t>
+        <w:t>Caveat: LIQUIDITY-LAW MIX: Rule 23c-3 obligations, discretionary tenders, and repurchase plans give different worst-case exit rights; cadence numbers alone overstate comparability. [bcred: board-discretionary share repurchases; cion_ares: Rule 23c-3 OBLIGATION (board cannot skip a window); cliffwater_cclfx: Rule 23c-3 OBLIGATION (board cannot skip a window); ocic: board-discretionary share repurchases; pflex: Rule 23c-3 OBLIGATION (board cannot skip a window)]</w:t>
       </w:r>
     </w:p>
     <w:p>
@@ -527,7 +527,7 @@
         <w:pStyle w:val="ListBullet"/>
       </w:pPr>
       <w:r>
-        <w:t>Caveat: NAV-CADENCE MIX: daily, monthly, and quarterly NAV processes embed different appraisal smoothing; volatility and drawdown comparisons inherit that difference (see de-smoothing lab). [bcred: quarterly NAV determinations; cliffwater_cclfx: daily NAV; pflex: daily NAV]</w:t>
+        <w:t>Caveat: NAV-CADENCE MIX: daily, monthly, and quarterly NAV processes embed different appraisal smoothing; volatility and drawdown comparisons inherit that difference (see de-smoothing lab). [bcred: quarterly NAV determinations; cion_ares: daily NAV; cliffwater_cclfx: daily NAV; ocic: quarterly NAV determinations; pflex: daily NAV]</w:t>
       </w:r>
     </w:p>
     <w:p>
@@ -545,7 +545,7 @@
     </w:p>
     <w:p>
       <w:r>
-        <w:t>Every populated cell carries its source document, section, quote, extractor and verifier in data/evidence/. Current cell status for this product: computed: 11, extracted: 23, fetched: 2, n/a: 12, partial: 6. Cells marked extracted-unverified or computed await independent verification; verified cells have been independently re-checked.</w:t>
+        <w:t>Every populated cell carries its source document, section, quote, extractor and verifier in data/evidence/. Current cell status for this product: computed: 11, extracted: 23, fetched: 2, n/a: 12, partial: 6. Cells marked extracted-unverified or computed await independent verification; verified cells have been independently re-checked. Cells marked structured come directly from machine-readable regulatory data (N-CEN structured datasets, XBRL company facts) with the source dataset cited; no model judgment is involved.</w:t>
       </w:r>
     </w:p>
     <w:p>

--- a/data/memos/cliffwater_cclfx_decision_memo.docx
+++ b/data/memos/cliffwater_cclfx_decision_memo.docx
@@ -23,7 +23,7 @@
         <w:br/>
       </w:r>
       <w:r>
-        <w:t>Date: 2026-08-25    Status: DRAFT — demo build; cells marked extracted-unverified pend independent verification.</w:t>
+        <w:t>Date: 2026-09-04    Status: DRAFT — demo build; cells marked extracted-unverified pend independent verification.</w:t>
       </w:r>
     </w:p>
     <w:p>

--- a/data/memos/cliffwater_cclfx_decision_memo.docx
+++ b/data/memos/cliffwater_cclfx_decision_memo.docx
@@ -222,7 +222,7 @@
               <w:br/>
               <w:t>5.3: Alt asset-class index candidates evaluated by the engine (incl. paid/manual ones deliberately kept in the menu and rejected with reasons): Senior loan investable proxy (BKLN, for Morningstar LSTA class) (9/12) | PME / Di</w:t>
               <w:br/>
-              <w:t>5.4: Peer cohort private_credit (n=5: cliffwater_cclfx, bcred, pflex, cion_ares, ocic) - equal-weight annual composite on printed FY/calendar returns, per-year membership disclosed in the artifact (2020 excluded: only partial</w:t>
+              <w:t>5.4: Peer cohort private_credit (n=5: cliffwater_cclfx, bcred, pflex, cion_ares, ocic). Equal-weight annual composite on printed fiscal-year returns for years with 2 or more reporting members: 2021 (n=5), 2022 (n=5), 2023 (n=</w:t>
               <w:br/>
               <w:t>5.5: PME inputs (computed, primary comparison): window 2019-06-05 to 2026-07-17; fund growth 1.7165x vs index 1.3697x (daily-anchored); flows = [-1 at window start, terminal growth at end]; index = BKLN adj close. KS-PME 1.25</w:t>
             </w:r>

--- a/data/memos/cliffwater_cclfx_decision_memo.docx
+++ b/data/memos/cliffwater_cclfx_decision_memo.docx
@@ -503,7 +503,7 @@
     </w:p>
     <w:p>
       <w:r>
-        <w:t>Cohort placement (private_credit, R4 phrasing): mgmt fee: 10th percentile of cohort (n=5), below the median of 1.25 | expense ratio (bases differ - see notes): 10th percentile of cohort (n=5), below the median of 3.76 | repurchase cap: 10th percentile of cohort (n=5), at the median of 5. Stats and per-member values in data/cohorts/private_credit.json; membership rationales in data/facts.</w:t>
+        <w:t>Cohort placement (private_credit, R4 phrasing): mgmt fee: 10th percentile of cohort (n=5), below the median of 1.25 | expense ratio (bases differ, see notes): 10th percentile of cohort (n=5), below the median of 3.76 | repurchase cap: 50th percentile of cohort (n=5), at the median of 5. Stats and per-member values in data/cohorts/private_credit.json, membership rationales in data/facts.</w:t>
       </w:r>
     </w:p>
     <w:p>

--- a/data/memos/cliffwater_cclfx_decision_memo.docx
+++ b/data/memos/cliffwater_cclfx_decision_memo.docx
@@ -7,7 +7,7 @@
         <w:pStyle w:val="Title"/>
       </w:pPr>
       <w:r>
-        <w:t>Designated Investment Alternative Evaluation — Decision Memo</w:t>
+        <w:t>Designated Investment Alternative Evaluation: Decision Memo</w:t>
       </w:r>
     </w:p>
     <w:p>
@@ -23,7 +23,7 @@
         <w:br/>
       </w:r>
       <w:r>
-        <w:t>Date: 2026-09-04    Status: DRAFT — demo build; cells marked extracted-unverified pend independent verification.</w:t>
+        <w:t>Date: 2026-09-04    Status: DRAFT (demo build). Cells marked extracted-unverified pend independent verification.</w:t>
       </w:r>
     </w:p>
     <w:p>
@@ -41,12 +41,12 @@
     </w:p>
     <w:p>
       <w:r>
-        <w:t>This memo documents an evaluation of the product below as a potential designated investment alternative (DIA) for the plan, structured on the six factors of the proposed rule: performance, fees and expenses, liquidity, valuation, performance benchmarks, and complexity. The proposed safe harbor attaches to a documented, objective, thorough and analytical process; this memo and its underlying evidence files constitute that record.</w:t>
+        <w:t>This memo documents an evaluation of the product below as a potential designated investment alternative (DIA) for the plan, structured on the six factors of the proposed rule: performance, fees and expenses, liquidity, valuation, performance benchmarks, and complexity. The proposed safe harbor attaches to a documented, objective, thorough and analytical process. This memo and its underlying evidence files constitute that record.</w:t>
       </w:r>
     </w:p>
     <w:p>
       <w:r>
-        <w:t>On benchmarks, the proposal requires comparison against a meaningful benchmark and acknowledges that no single benchmark is meaningful for every DIA; where none exists, the history of a similar type of investment may serve. The benchmark section below therefore documents the selection AND the rejections: every candidate considered, its score, and the true reason it was or was not chosen. Note: the pleading standard for benchmark-based claims is before the Supreme Court in Anderson v. Intel (argument expected October Term 2026); this memo's approach is designed to be defensible under either outcome.</w:t>
+        <w:t>On benchmarks, the proposal requires comparison against a meaningful benchmark and acknowledges that no single benchmark is meaningful for every DIA. Where none exists, the history of a similar type of investment may serve. The benchmark section below therefore documents the selection AND the rejections: every candidate considered, its score, and the true reason it was or was not chosen. Note: the pleading standard for benchmark-based claims is before the Supreme Court in Anderson v. Intel (argument expected October Term 2026). This memo's approach is designed to be defensible under either outcome.</w:t>
       </w:r>
     </w:p>
     <w:p>
@@ -96,7 +96,7 @@
           </w:tcPr>
           <w:p>
             <w:r>
-              <w:t>1 — Performance</w:t>
+              <w:t>1. Performance</w:t>
             </w:r>
           </w:p>
         </w:tc>
@@ -124,7 +124,7 @@
           </w:tcPr>
           <w:p>
             <w:r>
-              <w:t>2 — Fees</w:t>
+              <w:t>2. Fees</w:t>
             </w:r>
           </w:p>
         </w:tc>
@@ -152,7 +152,7 @@
           </w:tcPr>
           <w:p>
             <w:r>
-              <w:t>3 — Liquidity</w:t>
+              <w:t>3. Liquidity</w:t>
             </w:r>
           </w:p>
         </w:tc>
@@ -180,7 +180,7 @@
           </w:tcPr>
           <w:p>
             <w:r>
-              <w:t>4 — Valuation</w:t>
+              <w:t>4. Valuation</w:t>
             </w:r>
           </w:p>
         </w:tc>
@@ -208,7 +208,7 @@
           </w:tcPr>
           <w:p>
             <w:r>
-              <w:t>5 — Performance Benchmarks</w:t>
+              <w:t>5. Performance Benchmarks</w:t>
             </w:r>
           </w:p>
         </w:tc>
@@ -236,7 +236,7 @@
           </w:tcPr>
           <w:p>
             <w:r>
-              <w:t>6 — Complexity</w:t>
+              <w:t>6. Complexity</w:t>
             </w:r>
           </w:p>
         </w:tc>
@@ -271,12 +271,12 @@
         <w:pStyle w:val="Heading2"/>
       </w:pPr>
       <w:r>
-        <w:t>Primary: Senior loan investable proxy (BKLN, for Morningstar LSTA class) — score 9/12</w:t>
+        <w:t>Primary: Senior loan investable proxy (BKLN, for Morningstar LSTA class) (score 9/12)</w:t>
       </w:r>
     </w:p>
     <w:p>
       <w:r>
-        <w:t>Window 2019-06-05 to 2026-07-17: fund 8.02%/yr vs benchmark 4.6%/yr; KS-PME 1.2532; Direct Alpha 3.22%/yr. Disclosure: PME and alpha computed on appraisal-lagged NAVs are window-sensitive and can be smoothing-flattered; conclusions should be read with the methodology's window-sensitivity analysis.</w:t>
+        <w:t>Window 2019-06-05 to 2026-07-17: fund 8.02%/yr vs benchmark 4.6%/yr, KS-PME 1.2532, Direct Alpha 3.22%/yr. Disclosure: PME and alpha computed on appraisal-lagged NAVs are window-sensitive and can be smoothing-flattered. Conclusions should be read with the methodology's window-sensitivity analysis.</w:t>
       </w:r>
     </w:p>
     <w:p>
@@ -284,7 +284,7 @@
         <w:pStyle w:val="ListBullet"/>
       </w:pPr>
       <w:r>
-        <w:t>strategy_match 2/3: broadly syndicated loans vs direct lending - close cousin, not twin; fund itself declares NO benchmark (5.1) - engine constructs</w:t>
+        <w:t>strategy_match 2/3: broadly syndicated loans vs direct lending (close cousin, not twin). Fund itself declares NO benchmark (5.1), so the engine constructs one</w:t>
       </w:r>
     </w:p>
     <w:p>
@@ -324,12 +324,12 @@
         <w:pStyle w:val="Heading2"/>
       </w:pPr>
       <w:r>
-        <w:t>Secondary: PME / Direct Alpha vs BKLN — score 9/12</w:t>
+        <w:t>Secondary: PME / Direct Alpha vs BKLN (score 9/12)</w:t>
       </w:r>
     </w:p>
     <w:p>
       <w:r>
-        <w:t>Window 2019-06-05 to 2026-07-17: fund 8.02%/yr vs benchmark 4.6%/yr; KS-PME 1.2532; Direct Alpha 3.22%/yr. Disclosure: PME and alpha computed on appraisal-lagged NAVs are window-sensitive and can be smoothing-flattered; conclusions should be read with the methodology's window-sensitivity analysis.</w:t>
+        <w:t>Window 2019-06-05 to 2026-07-17: fund 8.02%/yr vs benchmark 4.6%/yr, KS-PME 1.2532, Direct Alpha 3.22%/yr. Disclosure: PME and alpha computed on appraisal-lagged NAVs are window-sensitive and can be smoothing-flattered. Conclusions should be read with the methodology's window-sensitivity analysis.</w:t>
       </w:r>
     </w:p>
     <w:p>
@@ -450,7 +450,7 @@
           </w:tcPr>
           <w:p>
             <w:r>
-              <w:t>outranked: score 7/12 vs primary 9/12 and secondary 9/12 - only two slots; retained in log as viable alternate</w:t>
+              <w:t>outranked: score 7/12 vs primary 9/12 and secondary 9/12 (only two slots). Retained in log as viable alternate</w:t>
             </w:r>
           </w:p>
         </w:tc>
@@ -498,7 +498,7 @@
     </w:p>
     <w:p>
       <w:r>
-        <w:t>Evidence depth tier: FULL. Cohort: Private credit (interval fund + non-traded BDC) (n=5). Membership rationale: Direct corporate lending in a Rule 23c-3 interval wrapper - the cohort's reference member; daily NAV, quarterly obligated liquidity.</w:t>
+        <w:t>Evidence depth tier: FULL. Cohort: Private credit (interval fund + non-traded BDC) (n=5). Membership rationale: Direct corporate lending in a Rule 23c-3 interval wrapper, the cohort's reference member. Daily NAV, quarterly obligated liquidity.</w:t>
       </w:r>
     </w:p>
     <w:p>
@@ -545,7 +545,7 @@
     </w:p>
     <w:p>
       <w:r>
-        <w:t>Every populated cell carries its source document, section, quote, extractor and verifier in data/evidence/. Current cell status for this product: computed: 11, extracted: 23, fetched: 2, n/a: 12, partial: 6. Cells marked extracted-unverified or computed await independent verification; verified cells have been independently re-checked. Cells marked structured come directly from machine-readable regulatory data (N-CEN structured datasets, XBRL company facts) with the source dataset cited; no model judgment is involved.</w:t>
+        <w:t>Every populated cell carries its source document, section, quote, extractor and verifier in data/evidence/. Current cell status for this product: computed: 11, extracted: 23, fetched: 2, n/a: 12, partial: 6. Cells marked extracted-unverified or computed await independent verification. Verified cells have been independently re-checked. Cells marked structured come directly from machine-readable regulatory data (N-CEN structured datasets, XBRL company facts) with the source dataset cited. No model judgment is involved.</w:t>
       </w:r>
     </w:p>
     <w:p>

--- a/data/memos/cliffwater_cclfx_decision_memo.docx
+++ b/data/memos/cliffwater_cclfx_decision_memo.docx
@@ -276,7 +276,7 @@
     </w:p>
     <w:p>
       <w:r>
-        <w:t>Window 2019-06-05 to 2026-07-17: fund 8.02%/yr vs benchmark 4.6%/yr, KS-PME 1.2532, Direct Alpha 3.22%/yr. Disclosure: PME and alpha computed on appraisal-lagged NAVs are window-sensitive and can be smoothing-flattered. Conclusions should be read with the methodology's window-sensitivity analysis.</w:t>
+        <w:t>Window 2019-06-05 to 2026-07-17: fund 7.89%/yr vs benchmark 4.52%/yr, KS-PME 1.2532, Direct Alpha 3.22%/yr. Disclosure: PME and alpha computed on appraisal-lagged NAVs are window-sensitive and can be smoothing-flattered. Conclusions should be read with the methodology's window-sensitivity analysis.</w:t>
       </w:r>
     </w:p>
     <w:p>
@@ -329,7 +329,7 @@
     </w:p>
     <w:p>
       <w:r>
-        <w:t>Window 2019-06-05 to 2026-07-17: fund 8.02%/yr vs benchmark 4.6%/yr, KS-PME 1.2532, Direct Alpha 3.22%/yr. Disclosure: PME and alpha computed on appraisal-lagged NAVs are window-sensitive and can be smoothing-flattered. Conclusions should be read with the methodology's window-sensitivity analysis.</w:t>
+        <w:t>Window 2019-06-05 to 2026-07-17: fund 7.89%/yr vs benchmark 4.52%/yr, KS-PME 1.2532, Direct Alpha 3.22%/yr. Disclosure: PME and alpha computed on appraisal-lagged NAVs are window-sensitive and can be smoothing-flattered. Conclusions should be read with the methodology's window-sensitivity analysis.</w:t>
       </w:r>
     </w:p>
     <w:p>

--- a/data/memos/cliffwater_cclfx_decision_memo.docx
+++ b/data/memos/cliffwater_cclfx_decision_memo.docx
@@ -280,6 +280,11 @@
       </w:r>
     </w:p>
     <w:p>
+      <w:r>
+        <w:t>Two-point comparison: one contribution at the window start and one valuation at the end. Direct Alpha is the annualized form of the same two flows. ILLUSTRATIVE monthly-schedule KS-PME 1.1224 (86 equal contributions at the window start and each month-end inside it, valued at the window end). The two-point figure is primary.</w:t>
+      </w:r>
+    </w:p>
+    <w:p>
       <w:pPr>
         <w:pStyle w:val="ListBullet"/>
       </w:pPr>
@@ -330,6 +335,11 @@
     <w:p>
       <w:r>
         <w:t>Window 2019-06-05 to 2026-07-17: fund 7.89%/yr vs benchmark 4.52%/yr, KS-PME 1.2532, Direct Alpha 3.22%/yr. Disclosure: PME and alpha computed on appraisal-lagged NAVs are window-sensitive and can be smoothing-flattered. Conclusions should be read with the methodology's window-sensitivity analysis.</w:t>
+      </w:r>
+    </w:p>
+    <w:p>
+      <w:r>
+        <w:t>Two-point comparison: one contribution at the window start and one valuation at the end. Direct Alpha is the annualized form of the same two flows. ILLUSTRATIVE monthly-schedule KS-PME 1.1224 (86 equal contributions at the window start and each month-end inside it, valued at the window end). The two-point figure is primary.</w:t>
       </w:r>
     </w:p>
     <w:p>

--- a/data/memos/cliffwater_cclfx_decision_memo.docx
+++ b/data/memos/cliffwater_cclfx_decision_memo.docx
@@ -271,7 +271,65 @@
         <w:pStyle w:val="Heading2"/>
       </w:pPr>
       <w:r>
-        <w:t>Primary: Senior loan investable proxy (BKLN, for Morningstar LSTA class) (score 9/12)</w:t>
+        <w:t>Primary: Peer cohort composite: private_credit without cliffwater_cclfx (bcred, cion_ares, ocic, pflex) (score 10/12)</w:t>
+      </w:r>
+    </w:p>
+    <w:p>
+      <w:r>
+        <w:t>Window FY2021 to FY2025 (4 overlapping fiscal year(s) of 5 composite years): fund 10.57%/yr vs benchmark 11.25%/yr, KS-PME 0.9756, Direct Alpha -0.61%/yr. Disclosure: PME and alpha computed on appraisal-lagged NAVs are window-sensitive and can be smoothing-flattered. Conclusions should be read with the methodology's window-sensitivity analysis.</w:t>
+      </w:r>
+    </w:p>
+    <w:p>
+      <w:r>
+        <w:t>Two-point comparison: one contribution at the window start and one valuation at the end. Direct Alpha is the annualized form of the same two flows.</w:t>
+      </w:r>
+    </w:p>
+    <w:p>
+      <w:pPr>
+        <w:pStyle w:val="ListBullet"/>
+      </w:pPr>
+      <w:r>
+        <w:t>strategy_match 3/3: same asset class and sub-strategy (private_credit / direct_lending)</w:t>
+      </w:r>
+    </w:p>
+    <w:p>
+      <w:pPr>
+        <w:pStyle w:val="ListBullet"/>
+      </w:pPr>
+      <w:r>
+        <w:t>risk_liquidity_match 2/3: NAV-class series, annual observations vs the fund's daily return data and members span more than one leverage regime</w:t>
+      </w:r>
+    </w:p>
+    <w:p>
+      <w:pPr>
+        <w:pStyle w:val="ListBullet"/>
+      </w:pPr>
+      <w:r>
+        <w:t>investability 2/2: computable on held data (cohort composite from filings)</w:t>
+      </w:r>
+    </w:p>
+    <w:p>
+      <w:pPr>
+        <w:pStyle w:val="ListBullet"/>
+      </w:pPr>
+      <w:r>
+        <w:t>data_quality 1/2: annual composite with 4 overlapping fiscal years</w:t>
+      </w:r>
+    </w:p>
+    <w:p>
+      <w:pPr>
+        <w:pStyle w:val="ListBullet"/>
+      </w:pPr>
+      <w:r>
+        <w:t>provider_independence 2/2: provider unaffiliated with the fund (constructed (Tark cohort engine, leave-one-out))</w:t>
+      </w:r>
+    </w:p>
+    <w:p>
+      <w:pPr>
+        <w:pStyle w:val="Heading2"/>
+      </w:pPr>
+      <w:r>
+        <w:t>Secondary: Senior loan investable proxy (BKLN, for Morningstar LSTA class) (score 9/12)</w:t>
       </w:r>
     </w:p>
     <w:p>
@@ -289,7 +347,7 @@
         <w:pStyle w:val="ListBullet"/>
       </w:pPr>
       <w:r>
-        <w:t>strategy_match 2/3: broadly syndicated loans vs direct lending (close cousin, not twin). Fund itself declares NO benchmark (5.1), so the engine constructs one</w:t>
+        <w:t>strategy_match 2/3: the public-market version of the asset class (syndicated loans for direct lending)</w:t>
       </w:r>
     </w:p>
     <w:p>
@@ -297,7 +355,7 @@
         <w:pStyle w:val="ListBullet"/>
       </w:pPr>
       <w:r>
-        <w:t>risk_liquidity_match 1/3: daily-liquid proxy vs semi-liquid fund - vol/liquidity regimes differ</w:t>
+        <w:t>risk_liquidity_match 1/3: daily-liquid market proxy vs a semi-liquid NAV fund, vol and liquidity regimes differ</w:t>
       </w:r>
     </w:p>
     <w:p>
@@ -305,7 +363,7 @@
         <w:pStyle w:val="ListBullet"/>
       </w:pPr>
       <w:r>
-        <w:t>investability 2/2: investable, priced daily</w:t>
+        <w:t>investability 2/2: computable on held data (daily series)</w:t>
       </w:r>
     </w:p>
     <w:p>
@@ -313,7 +371,7 @@
         <w:pStyle w:val="ListBullet"/>
       </w:pPr>
       <w:r>
-        <w:t>data_quality 2/2: daily series</w:t>
+        <w:t>data_quality 2/2: daily series held</w:t>
       </w:r>
     </w:p>
     <w:p>
@@ -321,65 +379,7 @@
         <w:pStyle w:val="ListBullet"/>
       </w:pPr>
       <w:r>
-        <w:t>provider_independence 2/2: provider unaffiliated with the fund</w:t>
-      </w:r>
-    </w:p>
-    <w:p>
-      <w:pPr>
-        <w:pStyle w:val="Heading2"/>
-      </w:pPr>
-      <w:r>
-        <w:t>Secondary: PME / Direct Alpha vs BKLN (score 9/12)</w:t>
-      </w:r>
-    </w:p>
-    <w:p>
-      <w:r>
-        <w:t>Window 2019-06-05 to 2026-07-17: fund 7.89%/yr vs benchmark 4.52%/yr, KS-PME 1.2532, Direct Alpha 3.22%/yr. Disclosure: PME and alpha computed on appraisal-lagged NAVs are window-sensitive and can be smoothing-flattered. Conclusions should be read with the methodology's window-sensitivity analysis.</w:t>
-      </w:r>
-    </w:p>
-    <w:p>
-      <w:r>
-        <w:t>Two-point comparison: one contribution at the window start and one valuation at the end. Direct Alpha is the annualized form of the same two flows. ILLUSTRATIVE monthly-schedule KS-PME 1.1224 (86 equal contributions at the window start and each month-end inside it, valued at the window end). The two-point figure is primary.</w:t>
-      </w:r>
-    </w:p>
-    <w:p>
-      <w:pPr>
-        <w:pStyle w:val="ListBullet"/>
-      </w:pPr>
-      <w:r>
-        <w:t>strategy_match 2/3: wealth-ratio PME vs investable loan proxy</w:t>
-      </w:r>
-    </w:p>
-    <w:p>
-      <w:pPr>
-        <w:pStyle w:val="ListBullet"/>
-      </w:pPr>
-      <w:r>
-        <w:t>risk_liquidity_match 1/3: daily-liquid proxy vs semi-liquid fund - vol/liquidity regimes differ</w:t>
-      </w:r>
-    </w:p>
-    <w:p>
-      <w:pPr>
-        <w:pStyle w:val="ListBullet"/>
-      </w:pPr>
-      <w:r>
-        <w:t>investability 2/2: investable, priced daily</w:t>
-      </w:r>
-    </w:p>
-    <w:p>
-      <w:pPr>
-        <w:pStyle w:val="ListBullet"/>
-      </w:pPr>
-      <w:r>
-        <w:t>data_quality 2/2: daily series</w:t>
-      </w:r>
-    </w:p>
-    <w:p>
-      <w:pPr>
-        <w:pStyle w:val="ListBullet"/>
-      </w:pPr>
-      <w:r>
-        <w:t>provider_independence 2/2: provider unaffiliated with the fund</w:t>
+        <w:t>provider_independence 2/2: provider unaffiliated with the fund (Invesco / Morningstar LSTA class)</w:t>
       </w:r>
     </w:p>
     <w:p>
@@ -440,38 +440,6 @@
           </w:tcPr>
           <w:p>
             <w:r>
-              <w:t>Peer cohort: private_credit (cclfx, bcred, pflex, cion_ares, ocic)</w:t>
-            </w:r>
-          </w:p>
-        </w:tc>
-        <w:tc>
-          <w:tcPr>
-            <w:tcW w:type="dxa" w:w="1152"/>
-          </w:tcPr>
-          <w:p>
-            <w:r>
-              <w:t>7/12</w:t>
-            </w:r>
-          </w:p>
-        </w:tc>
-        <w:tc>
-          <w:tcPr>
-            <w:tcW w:type="dxa" w:w="4752"/>
-          </w:tcPr>
-          <w:p>
-            <w:r>
-              <w:t>outranked: score 7/12 vs primary 9/12 and secondary 9/12 (only two slots). Retained in log as viable alternate</w:t>
-            </w:r>
-          </w:p>
-        </w:tc>
-      </w:tr>
-      <w:tr>
-        <w:tc>
-          <w:tcPr>
-            <w:tcW w:type="dxa" w:w="3456"/>
-          </w:tcPr>
-          <w:p>
-            <w:r>
               <w:t>Cliffwater Direct Lending Index (CDLI)</w:t>
             </w:r>
           </w:p>
@@ -482,7 +450,7 @@
           </w:tcPr>
           <w:p>
             <w:r>
-              <w:t>6/12</w:t>
+              <w:t>5/12</w:t>
             </w:r>
           </w:p>
         </w:tc>
@@ -492,7 +460,7 @@
           </w:tcPr>
           <w:p>
             <w:r>
-              <w:t>score 6/12 below primary threshold 7</w:t>
+              <w:t>score 5/12 below primary threshold 7</w:t>
             </w:r>
           </w:p>
         </w:tc>
